--- a/10-应急管理/运行记录类文件/100201-天津港引航中心引航信息系统及设备维护项目-应急预案.docx
+++ b/10-应急管理/运行记录类文件/100201-天津港引航中心引航信息系统及设备维护项目-应急预案.docx
@@ -189,6 +189,12 @@
             <w:insideH w:val="none" w:color="auto" w:sz="0" w:space="0"/>
             <w:insideV w:val="none" w:color="auto" w:sz="0" w:space="0"/>
           </w:tblBorders>
+          <w:tblCellMar>
+            <w:top w:w="0" w:type="dxa"/>
+            <w:left w:w="108" w:type="dxa"/>
+            <w:bottom w:w="0" w:type="dxa"/>
+            <w:right w:w="108" w:type="dxa"/>
+          </w:tblCellMar>
         </w:tblPrEx>
         <w:trPr>
           <w:trHeight w:val="810" w:hRule="atLeast"/>
@@ -375,9 +381,18 @@
             <w:r>
               <w:rPr>
                 <w:rFonts w:hint="eastAsia"/>
+                <w:lang w:val="en-US" w:eastAsia="zh-CN"/>
+              </w:rPr>
+              <w:t>审核</w:t>
+            </w:r>
+            <w:bookmarkStart w:id="39" w:name="_GoBack"/>
+            <w:bookmarkEnd w:id="39"/>
+            <w:r>
+              <w:rPr>
+                <w:rFonts w:hint="eastAsia"/>
                 <w:lang w:eastAsia="zh-CN"/>
               </w:rPr>
-              <w:t>编制时间</w:t>
+              <w:t>时间</w:t>
             </w:r>
             <w:r>
               <w:rPr>
@@ -876,8 +891,6 @@
               </w:rPr>
               <w:t>3</w:t>
             </w:r>
-            <w:bookmarkStart w:id="39" w:name="_GoBack"/>
-            <w:bookmarkEnd w:id="39"/>
           </w:p>
         </w:tc>
         <w:tc>
